--- a/docs/introduction_en.docx
+++ b/docs/introduction_en.docx
@@ -2,7 +2,7 @@
 <file path=word/document.xml><?xml version="1.0" encoding="utf-8"?>
 <w:document xmlns:w="http://schemas.openxmlformats.org/wordprocessingml/2006/main" xmlns:m="http://schemas.openxmlformats.org/officeDocument/2006/math" xmlns:r="http://schemas.openxmlformats.org/officeDocument/2006/relationships" xmlns:o="urn:schemas-microsoft-com:office:office" xmlns:v="urn:schemas-microsoft-com:vml" xmlns:w10="urn:schemas-microsoft-com:office:word" xmlns:a="http://schemas.openxmlformats.org/drawingml/2006/main" xmlns:pic="http://schemas.openxmlformats.org/drawingml/2006/picture" xmlns:wp="http://schemas.openxmlformats.org/drawingml/2006/wordprocessingDrawing">
   <w:body>
-    <w:bookmarkStart w:id="22" w:name="X377580c559bb744dc2e67abde5821e74602c705"/>
+    <w:bookmarkStart w:id="25" w:name="X377580c559bb744dc2e67abde5821e74602c705"/>
     <w:p>
       <w:pPr>
         <w:pStyle w:val="Heading1"/>
@@ -346,7 +346,7 @@
       </w:r>
     </w:p>
     <w:bookmarkEnd w:id="10"/>
-    <w:bookmarkStart w:id="11" w:name="two-things-to-take-away"/>
+    <w:bookmarkStart w:id="14" w:name="two-things-to-take-away"/>
     <w:p>
       <w:pPr>
         <w:pStyle w:val="Heading2"/>
@@ -521,80 +521,53 @@
     </w:p>
     <w:p>
       <w:pPr>
-        <w:pStyle w:val="SourceCode"/>
-      </w:pPr>
-      <w:r>
-        <w:rPr>
-          <w:rStyle w:val="VerbatimChar"/>
-        </w:rPr>
-        <w:t xml:space="preserve">flowchart LR</w:t>
-      </w:r>
-      <w:r>
-        <w:br/>
-      </w:r>
-      <w:r>
-        <w:rPr>
-          <w:rStyle w:val="VerbatimChar"/>
-        </w:rPr>
-        <w:t xml:space="preserve">  O["radiometric · astronomical ·&lt;br/&gt;biostratigraphic (cited leaves)"] --&gt; A["age–depth model&lt;br/&gt;(per section)"]</w:t>
-      </w:r>
-      <w:r>
-        <w:br/>
-      </w:r>
-      <w:r>
-        <w:rPr>
-          <w:rStyle w:val="VerbatimChar"/>
-        </w:rPr>
-        <w:t xml:space="preserve">  A --&gt; C["inter-section&lt;br/&gt;correlation"]</w:t>
-      </w:r>
-      <w:r>
-        <w:br/>
-      </w:r>
-      <w:r>
-        <w:rPr>
-          <w:rStyle w:val="VerbatimChar"/>
-        </w:rPr>
-        <w:t xml:space="preserve">  C --&gt; B["boundary age"]</w:t>
-      </w:r>
-      <w:r>
-        <w:br/>
-      </w:r>
-      <w:r>
-        <w:rPr>
-          <w:rStyle w:val="VerbatimChar"/>
-        </w:rPr>
-        <w:t xml:space="preserve">  B --&gt; R["bake → versioned release"]</w:t>
-      </w:r>
-      <w:r>
-        <w:br/>
-      </w:r>
-      <w:r>
-        <w:rPr>
-          <w:rStyle w:val="VerbatimChar"/>
-        </w:rPr>
-        <w:t xml:space="preserve">  R --&gt;|diff| R2["another release /&lt;br/&gt;published baseline"]</w:t>
-      </w:r>
-      <w:r>
-        <w:br/>
-      </w:r>
-      <w:r>
-        <w:rPr>
-          <w:rStyle w:val="VerbatimChar"/>
-        </w:rPr>
-        <w:t xml:space="preserve">  classDef n fill:#eef6ff,stroke:#4a72d0;</w:t>
-      </w:r>
-      <w:r>
-        <w:br/>
-      </w:r>
-      <w:r>
-        <w:rPr>
-          <w:rStyle w:val="VerbatimChar"/>
-        </w:rPr>
-        <w:t xml:space="preserve">  class O,A,C,B,R,R2 n;</w:t>
-      </w:r>
-    </w:p>
-    <w:bookmarkEnd w:id="11"/>
-    <w:bookmarkStart w:id="12" w:name="Xaed447ac5563f3a0e8af66a17030ae420762fe8"/>
+        <w:pStyle w:val="BodyText"/>
+      </w:pPr>
+      <w:r>
+        <w:drawing>
+          <wp:inline>
+            <wp:extent cx="5334000" cy="428625"/>
+            <wp:effectExtent b="0" l="0" r="0" t="0"/>
+            <wp:docPr descr="Pipeline — observations → age model → correlation → boundary age → bake → diff" title="" id="12" name="Picture"/>
+            <a:graphic>
+              <a:graphicData uri="http://schemas.openxmlformats.org/drawingml/2006/picture">
+                <pic:pic>
+                  <pic:nvPicPr>
+                    <pic:cNvPr descr="/tmp/claude-1000/-home-jikhanjung-projects-cdGTS/d5d6bdf2-f38f-4ee0-aa89-653ba0dd67e3/scratchpad/diagram.png" id="13" name="Picture"/>
+                    <pic:cNvPicPr>
+                      <a:picLocks noChangeArrowheads="1" noChangeAspect="1"/>
+                    </pic:cNvPicPr>
+                  </pic:nvPicPr>
+                  <pic:blipFill>
+                    <a:blip r:embed="rId11"/>
+                    <a:stretch>
+                      <a:fillRect/>
+                    </a:stretch>
+                  </pic:blipFill>
+                  <pic:spPr bwMode="auto">
+                    <a:xfrm>
+                      <a:off x="0" y="0"/>
+                      <a:ext cx="5334000" cy="428625"/>
+                    </a:xfrm>
+                    <a:prstGeom prst="rect">
+                      <a:avLst/>
+                    </a:prstGeom>
+                    <a:noFill/>
+                    <a:ln w="9525">
+                      <a:noFill/>
+                      <a:headEnd/>
+                      <a:tailEnd/>
+                    </a:ln>
+                  </pic:spPr>
+                </pic:pic>
+              </a:graphicData>
+            </a:graphic>
+          </wp:inline>
+        </w:drawing>
+      </w:r>
+    </w:p>
+    <w:bookmarkEnd w:id="14"/>
+    <w:bookmarkStart w:id="15" w:name="Xaed447ac5563f3a0e8af66a17030ae420762fe8"/>
     <w:p>
       <w:pPr>
         <w:pStyle w:val="Heading2"/>
@@ -766,8 +739,8 @@
         <w:t xml:space="preserve">naive independence assumption misses.</w:t>
       </w:r>
     </w:p>
-    <w:bookmarkEnd w:id="12"/>
-    <w:bookmarkStart w:id="13" w:name="X411f2b53b5f31da296b3fcbcaf5a5de33cf8d33"/>
+    <w:bookmarkEnd w:id="15"/>
+    <w:bookmarkStart w:id="16" w:name="X411f2b53b5f31da296b3fcbcaf5a5de33cf8d33"/>
     <w:p>
       <w:pPr>
         <w:pStyle w:val="Heading2"/>
@@ -1006,8 +979,8 @@
         <w:t xml:space="preserve">(prose rendered deterministically from structured fields; no LLM invention).</w:t>
       </w:r>
     </w:p>
-    <w:bookmarkEnd w:id="13"/>
-    <w:bookmarkStart w:id="14" w:name="why-a-working-stratigrapher-should-care"/>
+    <w:bookmarkEnd w:id="16"/>
+    <w:bookmarkStart w:id="17" w:name="why-a-working-stratigrapher-should-care"/>
     <w:p>
       <w:pPr>
         <w:pStyle w:val="Heading2"/>
@@ -1225,8 +1198,8 @@
         <w:t xml:space="preserve">order edges); the machine propagates, checks, and diffs.</w:t>
       </w:r>
     </w:p>
-    <w:bookmarkEnd w:id="14"/>
-    <w:bookmarkStart w:id="15" w:name="what-it-is-not-honestly"/>
+    <w:bookmarkEnd w:id="17"/>
+    <w:bookmarkStart w:id="18" w:name="what-it-is-not-honestly"/>
     <w:p>
       <w:pPr>
         <w:pStyle w:val="Heading2"/>
@@ -1404,8 +1377,8 @@
         <w:t xml:space="preserve">and some statistical procedures (e.g. joint Bayesian estimation) are still evolving.</w:t>
       </w:r>
     </w:p>
-    <w:bookmarkEnd w:id="15"/>
-    <w:bookmarkStart w:id="21" w:name="see-it"/>
+    <w:bookmarkEnd w:id="18"/>
+    <w:bookmarkStart w:id="24" w:name="see-it"/>
     <w:p>
       <w:pPr>
         <w:pStyle w:val="Heading2"/>
@@ -1435,7 +1408,7 @@
       <w:r>
         <w:t xml:space="preserve"> </w:t>
       </w:r>
-      <w:hyperlink r:id="rId16">
+      <w:hyperlink r:id="rId19">
         <w:r>
           <w:rPr>
             <w:rStyle w:val="Hyperlink"/>
@@ -1471,7 +1444,7 @@
       <w:r>
         <w:t xml:space="preserve"> </w:t>
       </w:r>
-      <w:hyperlink r:id="rId17">
+      <w:hyperlink r:id="rId20">
         <w:r>
           <w:rPr>
             <w:rStyle w:val="Hyperlink"/>
@@ -1507,7 +1480,7 @@
       <w:r>
         <w:t xml:space="preserve"> </w:t>
       </w:r>
-      <w:hyperlink r:id="rId18">
+      <w:hyperlink r:id="rId21">
         <w:r>
           <w:rPr>
             <w:rStyle w:val="Hyperlink"/>
@@ -1524,7 +1497,7 @@
       <w:r>
         <w:t xml:space="preserve"> </w:t>
       </w:r>
-      <w:hyperlink r:id="rId19">
+      <w:hyperlink r:id="rId22">
         <w:r>
           <w:rPr>
             <w:rStyle w:val="Hyperlink"/>
@@ -1541,7 +1514,7 @@
       <w:r>
         <w:t xml:space="preserve"> </w:t>
       </w:r>
-      <w:hyperlink r:id="rId20">
+      <w:hyperlink r:id="rId23">
         <w:r>
           <w:rPr>
             <w:rStyle w:val="Hyperlink"/>
@@ -1600,8 +1573,8 @@
         <w:t xml:space="preserve">reproducible, versioned engine.</w:t>
       </w:r>
     </w:p>
-    <w:bookmarkEnd w:id="21"/>
-    <w:bookmarkEnd w:id="22"/>
+    <w:bookmarkEnd w:id="24"/>
+    <w:bookmarkEnd w:id="25"/>
     <w:sectPr>
       <w:footnotePr>
         <w:numRestart w:val="eachSect"/>

--- a/docs/introduction_en.docx
+++ b/docs/introduction_en.docx
@@ -2,13 +2,13 @@
 <file path=word/document.xml><?xml version="1.0" encoding="utf-8"?>
 <w:document xmlns:w="http://schemas.openxmlformats.org/wordprocessingml/2006/main" xmlns:m="http://schemas.openxmlformats.org/officeDocument/2006/math" xmlns:r="http://schemas.openxmlformats.org/officeDocument/2006/relationships" xmlns:o="urn:schemas-microsoft-com:office:office" xmlns:v="urn:schemas-microsoft-com:vml" xmlns:w10="urn:schemas-microsoft-com:office:word" xmlns:a="http://schemas.openxmlformats.org/drawingml/2006/main" xmlns:pic="http://schemas.openxmlformats.org/drawingml/2006/picture" xmlns:wp="http://schemas.openxmlformats.org/drawingml/2006/wordprocessingDrawing">
   <w:body>
-    <w:bookmarkStart w:id="25" w:name="X377580c559bb744dc2e67abde5821e74602c705"/>
+    <w:bookmarkStart w:id="25" w:name="X7dc41cccf618f77d4216f5f1470c5e5b82fe435"/>
     <w:p>
       <w:pPr>
         <w:pStyle w:val="Heading1"/>
       </w:pPr>
       <w:r>
-        <w:t xml:space="preserve">cdGTS — the Geologic Time Scale as an engine, not a chart</w:t>
+        <w:t xml:space="preserve">cdGTS — the Geologic Time Scale as an engine</w:t>
       </w:r>
     </w:p>
     <w:p>
@@ -526,14 +526,14 @@
       <w:r>
         <w:drawing>
           <wp:inline>
-            <wp:extent cx="5334000" cy="428625"/>
+            <wp:extent cx="5334000" cy="2544535"/>
             <wp:effectExtent b="0" l="0" r="0" t="0"/>
             <wp:docPr descr="Pipeline — observations → age model → correlation → boundary age → bake → diff" title="" id="12" name="Picture"/>
             <a:graphic>
               <a:graphicData uri="http://schemas.openxmlformats.org/drawingml/2006/picture">
                 <pic:pic>
                   <pic:nvPicPr>
-                    <pic:cNvPr descr="/tmp/claude-1000/-home-jikhanjung-projects-cdGTS/d5d6bdf2-f38f-4ee0-aa89-653ba0dd67e3/scratchpad/diagram.png" id="13" name="Picture"/>
+                    <pic:cNvPr descr="/tmp/claude-1000/-home-jikhanjung-projects-cdGTS/d5d6bdf2-f38f-4ee0-aa89-653ba0dd67e3/scratchpad/diagram2.png" id="13" name="Picture"/>
                     <pic:cNvPicPr>
                       <a:picLocks noChangeArrowheads="1" noChangeAspect="1"/>
                     </pic:cNvPicPr>
@@ -547,7 +547,7 @@
                   <pic:spPr bwMode="auto">
                     <a:xfrm>
                       <a:off x="0" y="0"/>
-                      <a:ext cx="5334000" cy="428625"/>
+                      <a:ext cx="5334000" cy="2544535"/>
                     </a:xfrm>
                     <a:prstGeom prst="rect">
                       <a:avLst/>
